--- a/public/downloads/przykladowa-praca-magisterska-zarzadzanie.docx
+++ b/public/downloads/przykladowa-praca-magisterska-zarzadzanie.docx
@@ -120,7 +120,7 @@
         <w:t xml:space="preserve">(badanie w konkretnym przedsiębiorstwie + rekomendacje) z przykładową treścią i komentarzami. Niebieskie adnotacje opisują funkcję każdej części — usuń je w swojej pracy. Treść i dane są ilustracją. Nazwę firmy często anonimizuje się jako „przedsiębiorstwo X” — sprawdź, czy masz zgodę na wykorzystanie danych. Pełne poradniki: praca-magisterska.pl/poradniki/</w:t>
       </w:r>
     </w:p>
-    <w:bookmarkStart w:id="20" w:name="streszczenie"/>
+    <w:bookmarkStart w:id="9" w:name="_streszczenie"/>
     <w:p>
       <w:pPr>
         <w:pStyle w:val="Heading1"/>
@@ -163,8 +163,8 @@
         <w:t xml:space="preserve">[W pracy z zarządzania streszczenie podkreśla wymiar praktyczny: diagnozę i rekomendacje. Dołącz wersję angielską (Abstract), jeśli wymaga jej uczelnia.]</w:t>
       </w:r>
     </w:p>
-    <w:bookmarkEnd w:id="20"/>
-    <w:bookmarkStart w:id="21" w:name="spis-treści"/>
+    <w:bookmarkEnd w:id="9"/>
+    <w:bookmarkStart w:id="10" w:name="_68349d0c7d64ae346c98bcec9a8185b5790f4f0"/>
     <w:p>
       <w:pPr>
         <w:pStyle w:val="Heading1"/>
@@ -371,8 +371,8 @@
         <w:t xml:space="preserve"> </w:t>
       </w:r>
     </w:p>
-    <w:bookmarkEnd w:id="21"/>
-    <w:bookmarkStart w:id="22" w:name="wstęp"/>
+    <w:bookmarkEnd w:id="10"/>
+    <w:bookmarkStart w:id="11" w:name="_wstęp"/>
     <w:p>
       <w:pPr>
         <w:pStyle w:val="Heading1"/>
@@ -391,10 +391,26 @@
     </w:p>
     <w:p>
       <w:pPr>
+        <w:pStyle w:val="FirstParagraph"/>
+      </w:pPr>
+      <w:r>
+        <w:t xml:space="preserve">Zaangażowanie pracowników jest dziś uznawane za jeden z kluczowych czynników przewagi konkurencyjnej przedsiębiorstw. Organizacje, których pracownicy są silnie zaangażowani, osiągają wyższą produktywność i niższą rotację. Narzędziem oddziaływania na zaangażowanie jest system motywowania, jednak jego skuteczność zależy od dopasowania do potrzeb konkretnej załogi.</w:t>
+      </w:r>
+    </w:p>
+    <w:p>
+      <w:pPr>
+        <w:pStyle w:val="Anno"/>
+      </w:pPr>
+      <w:r>
+        <w:t xml:space="preserve">[Akapit 2 — cel pracy i jej wymiar aplikacyjny. To cecha prac z zarządzania: praca ma dać organizacji konkretne rekomendacje.]</w:t>
+      </w:r>
+    </w:p>
+    <w:p>
+      <w:pPr>
         <w:pStyle w:val="BodyText"/>
       </w:pPr>
       <w:r>
-        <w:t xml:space="preserve">Zaangażowanie pracowników jest dziś uznawane za jeden z kluczowych czynników przewagi konkurencyjnej przedsiębiorstw. Organizacje, których pracownicy są silnie zaangażowani, osiągają wyższą produktywność i niższą rotację. Narzędziem oddziaływania na zaangażowanie jest system motywowania, jednak jego skuteczność zależy od dopasowania do potrzeb konkretnej załogi.</w:t>
+        <w:t xml:space="preserve">Celem pracy jest diagnoza skuteczności systemu motywowania w przedsiębiorstwie X oraz sformułowanie rekomendacji jego doskonalenia. Praca ma charakter diagnostyczno-aplikacyjny: łączy analizę literatury z badaniem empirycznym w konkretnej organizacji i kończy się praktycznymi wnioskami.</w:t>
       </w:r>
     </w:p>
     <w:p>
@@ -402,7 +418,7 @@
         <w:pStyle w:val="Anno"/>
       </w:pPr>
       <w:r>
-        <w:t xml:space="preserve">[Akapit 2 — cel pracy i jej wymiar aplikacyjny. To cecha prac z zarządzania: praca ma dać organizacji konkretne rekomendacje.]</w:t>
+        <w:t xml:space="preserve">[Akapit 3 — hipotezy i struktura pracy.]</w:t>
       </w:r>
     </w:p>
     <w:p>
@@ -410,7 +426,17 @@
         <w:pStyle w:val="BodyText"/>
       </w:pPr>
       <w:r>
-        <w:t xml:space="preserve">Celem pracy jest diagnoza skuteczności systemu motywowania w przedsiębiorstwie X oraz sformułowanie rekomendacji jego doskonalenia. Praca ma charakter diagnostyczno-aplikacyjny: łączy analizę literatury z badaniem empirycznym w konkretnej organizacji i kończy się praktycznymi wnioskami.</w:t>
+        <w:t xml:space="preserve">W pracy przyjęto hipotezę główną, zgodnie z którą motywatory pozapłacowe silniej różnicują poziom zaangażowania pracowników niż składniki finansowe. Praca składa się z części teoretycznej, charakterystyki przedsiębiorstwa, rozdziału metodycznego oraz analizy wyników zakończonej rekomendacjami.</w:t>
+      </w:r>
+    </w:p>
+    <w:bookmarkEnd w:id="11"/>
+    <w:bookmarkStart w:id="13" w:name="_fc26ed23de5197792a4a9f6e411e9c9ce6f4bd0"/>
+    <w:p>
+      <w:pPr>
+        <w:pStyle w:val="Heading1"/>
+      </w:pPr>
+      <w:r>
+        <w:t xml:space="preserve">Rozdział 2. Charakterystyka przedsiębiorstwa X</w:t>
       </w:r>
     </w:p>
     <w:p>
@@ -418,44 +444,18 @@
         <w:pStyle w:val="Anno"/>
       </w:pPr>
       <w:r>
-        <w:t xml:space="preserve">[Akapit 3 — hipotezy i struktura pracy.]</w:t>
-      </w:r>
-    </w:p>
-    <w:p>
-      <w:pPr>
-        <w:pStyle w:val="BodyText"/>
-      </w:pPr>
-      <w:r>
-        <w:t xml:space="preserve">W pracy przyjęto hipotezę główną, zgodnie z którą motywatory pozapłacowe silniej różnicują poziom zaangażowania pracowników niż składniki finansowe. Praca składa się z części teoretycznej, charakterystyki przedsiębiorstwa, rozdziału metodycznego oraz analizy wyników zakończonej rekomendacjami.</w:t>
-      </w:r>
-    </w:p>
-    <w:bookmarkEnd w:id="22"/>
-    <w:bookmarkStart w:id="24" w:name="Xfc26ed23de5197792a4a9f6e411e9c9ce6f4bd0"/>
-    <w:p>
-      <w:pPr>
-        <w:pStyle w:val="Heading1"/>
-      </w:pPr>
-      <w:r>
-        <w:t xml:space="preserve">Rozdział 2. Charakterystyka przedsiębiorstwa X</w:t>
-      </w:r>
-    </w:p>
-    <w:p>
-      <w:pPr>
-        <w:pStyle w:val="Anno"/>
-      </w:pPr>
-      <w:r>
         <w:t xml:space="preserve">[To rozdział charakterystyczny dla prac z zarządzania — nie ma go w pracach czysto empirycznych z innych kierunków. Przedstawia organizację będącą przedmiotem badania: profil, strukturę, obecne rozwiązania.]</w:t>
       </w:r>
     </w:p>
     <w:p>
       <w:pPr>
-        <w:pStyle w:val="BodyText"/>
+        <w:pStyle w:val="FirstParagraph"/>
       </w:pPr>
       <w:r>
         <w:t xml:space="preserve">Przedsiębiorstwo X jest średniej wielkości firmą produkcyjną z branży meblarskiej, zatrudniającą około 120 osób. Działa na rynku od 1998 roku, a jego strukturę organizacyjną cechuje układ funkcjonalny. Obecny system motywacyjny opiera się przede wszystkim na wynagrodzeniu zasadniczym i premii kwartalnej, w mniejszym stopniu wykorzystując narzędzia pozafinansowe.</w:t>
       </w:r>
     </w:p>
-    <w:bookmarkStart w:id="23" w:name="analiza-swot-systemu-motywacyjnego"/>
+    <w:bookmarkStart w:id="12" w:name="_f5aab5eb14553eba6e6af743829c3386f8bdd4a"/>
     <w:p>
       <w:pPr>
         <w:pStyle w:val="Heading2"/>
@@ -647,9 +647,9 @@
         <w:t xml:space="preserve">[Narzędzia diagnostyczne typowe dla zarządzania: analiza SWOT, analiza wskaźnikowa, analiza dokumentów organizacyjnych. Wykorzystaj je do osadzenia badania w realiach firmy.]</w:t>
       </w:r>
     </w:p>
-    <w:bookmarkEnd w:id="23"/>
-    <w:bookmarkEnd w:id="24"/>
-    <w:bookmarkStart w:id="27" w:name="rozdział-3.-metodyka-badań-własnych"/>
+    <w:bookmarkEnd w:id="12"/>
+    <w:bookmarkEnd w:id="13"/>
+    <w:bookmarkStart w:id="16" w:name="_327d82f9574ebb60d07eb21fd546690de1bd5af"/>
     <w:p>
       <w:pPr>
         <w:pStyle w:val="Heading1"/>
@@ -658,7 +658,7 @@
         <w:t xml:space="preserve">Rozdział 3. Metodyka badań własnych</w:t>
       </w:r>
     </w:p>
-    <w:bookmarkStart w:id="25" w:name="cel-problemy-i-hipotezy-badawcze"/>
+    <w:bookmarkStart w:id="14" w:name="_05f7e9ee3f7617a2ed44156080929db3b3a6344"/>
     <w:p>
       <w:pPr>
         <w:pStyle w:val="Heading2"/>
@@ -759,8 +759,8 @@
         <w:t xml:space="preserve">Poziom zaangażowania jest zróżnicowany ze względu na staż pracy.</w:t>
       </w:r>
     </w:p>
-    <w:bookmarkEnd w:id="25"/>
-    <w:bookmarkStart w:id="26" w:name="metoda-narzędzie-i-próba-badawcza"/>
+    <w:bookmarkEnd w:id="14"/>
+    <w:bookmarkStart w:id="15" w:name="_90e9d666a486978a91483a3c5ee26bb573369ca"/>
     <w:p>
       <w:pPr>
         <w:pStyle w:val="Heading2"/>
@@ -785,9 +785,9 @@
         <w:t xml:space="preserve">[W zarządzaniu narzędzie bywa autorskie (dostosowane do firmy), często łączone ze skalą standaryzowaną. Zawsze zaznacz zgodę organizacji na badanie i wykorzystanie danych.]</w:t>
       </w:r>
     </w:p>
-    <w:bookmarkEnd w:id="26"/>
-    <w:bookmarkEnd w:id="27"/>
-    <w:bookmarkStart w:id="30" w:name="X22049cc5ba40c01ab94f7d0c42291108cce35e5"/>
+    <w:bookmarkEnd w:id="15"/>
+    <w:bookmarkEnd w:id="16"/>
+    <w:bookmarkStart w:id="19" w:name="_22049cc5ba40c01ab94f7d0c42291108cce35e5"/>
     <w:p>
       <w:pPr>
         <w:pStyle w:val="Heading1"/>
@@ -796,7 +796,7 @@
         <w:t xml:space="preserve">Rozdział 4. Analiza wyników i rekomendacje</w:t>
       </w:r>
     </w:p>
-    <w:bookmarkStart w:id="28" w:name="weryfikacja-hipotez"/>
+    <w:bookmarkStart w:id="17" w:name="_c0e27ae242b936936851ea0c2040830371a428a"/>
     <w:p>
       <w:pPr>
         <w:pStyle w:val="Heading2"/>
@@ -962,7 +962,7 @@
     </w:tbl>
     <w:p>
       <w:pPr>
-        <w:pStyle w:val="BodyText"/>
+        <w:pStyle w:val="FirstParagraph"/>
       </w:pPr>
       <w:r>
         <w:rPr>
@@ -972,8 +972,8 @@
         <w:t xml:space="preserve">Źródło: badania własne.</w:t>
       </w:r>
     </w:p>
-    <w:bookmarkEnd w:id="28"/>
-    <w:bookmarkStart w:id="29" w:name="rekomendacje-dla-przedsiębiorstwa"/>
+    <w:bookmarkEnd w:id="17"/>
+    <w:bookmarkStart w:id="18" w:name="_1eb9134df2006524e1575d1cda049115b016cb6"/>
     <w:p>
       <w:pPr>
         <w:pStyle w:val="Heading2"/>
@@ -992,15 +992,15 @@
     </w:p>
     <w:p>
       <w:pPr>
-        <w:pStyle w:val="BodyText"/>
+        <w:pStyle w:val="FirstParagraph"/>
       </w:pPr>
       <w:r>
         <w:t xml:space="preserve">Na podstawie wyników rekomenduje się przedsiębiorstwu X: (1) rozbudowę motywatorów pozapłacowych przez program rozwoju kompetencji, (2) wdrożenie ścieżek awansu dla pracowników z dłuższym stażem, (3) cykliczne badanie zaangażowania jako narzędzie monitoringu.</w:t>
       </w:r>
     </w:p>
-    <w:bookmarkEnd w:id="29"/>
-    <w:bookmarkEnd w:id="30"/>
-    <w:bookmarkStart w:id="31" w:name="zakończenie"/>
+    <w:bookmarkEnd w:id="18"/>
+    <w:bookmarkEnd w:id="19"/>
+    <w:bookmarkStart w:id="20" w:name="_zakończenie"/>
     <w:p>
       <w:pPr>
         <w:pStyle w:val="Heading1"/>
@@ -1017,8 +1017,8 @@
         <w:t xml:space="preserve">Przeprowadzona diagnoza potwierdziła, że w przedsiębiorstwie X o zaangażowaniu pracowników decydują przede wszystkim czynniki pozapłacowe. Zaproponowane rekomendacje wskazują kierunki doskonalenia systemu motywacyjnego. Ograniczeniem badania jest jego osadzenie w jednej organizacji, co nie pozwala na uogólnianie wyników na całą branżę.</w:t>
       </w:r>
     </w:p>
-    <w:bookmarkEnd w:id="31"/>
-    <w:bookmarkStart w:id="32" w:name="bibliografia"/>
+    <w:bookmarkEnd w:id="20"/>
+    <w:bookmarkStart w:id="21" w:name="_bibliografia"/>
     <w:p>
       <w:pPr>
         <w:pStyle w:val="Heading1"/>
@@ -1110,8 +1110,8 @@
         <w:t xml:space="preserve">. Warszawa: PWE.</w:t>
       </w:r>
     </w:p>
-    <w:bookmarkEnd w:id="32"/>
-    <w:bookmarkStart w:id="36" w:name="aneks"/>
+    <w:bookmarkEnd w:id="21"/>
+    <w:bookmarkStart w:id="26" w:name="_aneks"/>
     <w:p>
       <w:pPr>
         <w:pStyle w:val="Heading1"/>
@@ -1185,7 +1185,7 @@
           <w:b/>
           <w:bCs/>
         </w:rPr>
-        <w:t xml:space="preserve">Smart-Edu.ai — pierwsza wersja pracy w kilka godzin, nie w kilka miesięcy</w:t>
+        <w:t xml:space="preserve">„Jak napisać pracę magisterską z zarządzania” — przewodnik do tego wzoru</w:t>
       </w:r>
     </w:p>
     <w:p>
@@ -1193,21 +1193,21 @@
         <w:pStyle w:val="Note"/>
       </w:pPr>
       <w:r>
-        <w:t xml:space="preserve">Podajesz temat, kierunek studiów i wytyczne promotora, a sztuczna inteligencja generuje unikalny, gotowy do edycji tekst: z poprawną strukturą rozdziałów, przypisami i bibliografią. Rejestracja jest darmowa, płacisz wyłącznie za wygenerowany tekst.</w:t>
+        <w:t xml:space="preserve">Wzór pokazuje układ pracy. Przewodnik pokazuje, jak wypełnić każdy rozdział treścią: dobór metody i narzędzi, analiza wyników, typowe uwagi recenzentów. PDF + EPUB, 49 zł, dostęp od razu po płatności.</w:t>
       </w:r>
     </w:p>
     <w:p>
       <w:pPr>
         <w:pStyle w:val="Note"/>
       </w:pPr>
-      <w:hyperlink r:id="rId33">
+      <w:hyperlink r:id="rId22">
         <w:r>
           <w:rPr>
             <w:rStyle w:val="Hyperlink"/>
             <w:b/>
             <w:bCs/>
           </w:rPr>
-          <w:t xml:space="preserve">www.smart-edu.ai/pl/masters-thesis</w:t>
+          <w:t xml:space="preserve">praca-magisterska.pl/sklep/jak-napisac-prace-magisterska-z-zarzadzania/</w:t>
         </w:r>
       </w:hyperlink>
     </w:p>
@@ -1216,35 +1216,50 @@
         <w:pStyle w:val="BodyText"/>
       </w:pPr>
       <w:r>
-        <w:t xml:space="preserve">Wolisz napisać pracę w pełni samodzielnie? Pomoże Ci ebook</w:t>
-      </w:r>
-      <w:r>
-        <w:t xml:space="preserve"> </w:t>
-      </w:r>
-      <w:r>
-        <w:rPr>
-          <w:b/>
-          <w:bCs/>
-        </w:rPr>
-        <w:t xml:space="preserve">„Jak napisać pracę magisterską. Kompletny przewodnik od A do Z”</w:t>
-      </w:r>
-      <w:r>
-        <w:t xml:space="preserve"> </w:t>
-      </w:r>
-      <w:r>
-        <w:t xml:space="preserve">— 250 stron praktycznych wskazówek, szablonów i checklist, z rozdziałem o etycznym korzystaniu z AI:</w:t>
-      </w:r>
-      <w:r>
-        <w:t xml:space="preserve"> </w:t>
-      </w:r>
-      <w:hyperlink r:id="rId34">
+        <w:t xml:space="preserve">Chcesz zobaczyć kompletną pracę z przypisami i bibliografią? Zajrzyj do</w:t>
+      </w:r>
+      <w:r>
+        <w:t xml:space="preserve"> </w:t>
+      </w:r>
+      <w:hyperlink r:id="rId23">
         <w:r>
           <w:rPr>
             <w:rStyle w:val="Hyperlink"/>
           </w:rPr>
-          <w:t xml:space="preserve">www.praca-magisterska.pl/sklep/praca-magisterska-ebook/</w:t>
+          <w:t xml:space="preserve">katalogu gotowych prac wzorcowych</w:t>
         </w:r>
       </w:hyperlink>
+      <w:r>
+        <w:t xml:space="preserve"> </w:t>
+      </w:r>
+      <w:r>
+        <w:t xml:space="preserve">(59 zł za pracę).</w:t>
+      </w:r>
+    </w:p>
+    <w:p>
+      <w:pPr>
+        <w:pStyle w:val="BodyText"/>
+      </w:pPr>
+      <w:r>
+        <w:t xml:space="preserve">Generator</w:t>
+      </w:r>
+      <w:r>
+        <w:t xml:space="preserve"> </w:t>
+      </w:r>
+      <w:hyperlink r:id="rId24">
+        <w:r>
+          <w:rPr>
+            <w:rStyle w:val="Hyperlink"/>
+          </w:rPr>
+          <w:t xml:space="preserve">Smart-Edu.ai</w:t>
+        </w:r>
+      </w:hyperlink>
+      <w:r>
+        <w:t xml:space="preserve"> </w:t>
+      </w:r>
+      <w:r>
+        <w:t xml:space="preserve">przygotuje pierwszą wersję tekstu z pomocą sztucznej inteligencji, jeśli wolisz zacząć od szkicu.</w:t>
+      </w:r>
     </w:p>
     <w:p>
       <w:pPr>
@@ -1260,7 +1275,7 @@
       <w:r>
         <w:t xml:space="preserve"> </w:t>
       </w:r>
-      <w:hyperlink r:id="rId35">
+      <w:hyperlink r:id="rId25">
         <w:r>
           <w:rPr>
             <w:rStyle w:val="Hyperlink"/>
@@ -1271,7 +1286,7 @@
         </w:r>
       </w:hyperlink>
     </w:p>
-    <w:bookmarkEnd w:id="36"/>
+    <w:bookmarkEnd w:id="26"/>
     <w:sectPr/>
   </w:body>
 </w:document>
